--- a/tillsyn/A 30028-2025 tillsynsbegäran.docx
+++ b/tillsyn/A 30028-2025 tillsynsbegäran.docx
@@ -242,7 +242,7 @@
     <w:r>
       <w:tab/>
       <w:tab/>
-      <w:t>2025-06-19</w:t>
+      <w:t>2025-06-20</w:t>
       <w:br/>
       <w:br/>
     </w:r>

--- a/tillsyn/A 30028-2025 tillsynsbegäran.docx
+++ b/tillsyn/A 30028-2025 tillsynsbegäran.docx
@@ -242,7 +242,7 @@
     <w:r>
       <w:tab/>
       <w:tab/>
-      <w:t>2025-06-20</w:t>
+      <w:t>2025-06-21</w:t>
       <w:br/>
       <w:br/>
     </w:r>

--- a/tillsyn/A 30028-2025 tillsynsbegäran.docx
+++ b/tillsyn/A 30028-2025 tillsynsbegäran.docx
@@ -242,7 +242,7 @@
     <w:r>
       <w:tab/>
       <w:tab/>
-      <w:t>2025-06-21</w:t>
+      <w:t>2025-06-22</w:t>
       <w:br/>
       <w:br/>
     </w:r>

--- a/tillsyn/A 30028-2025 tillsynsbegäran.docx
+++ b/tillsyn/A 30028-2025 tillsynsbegäran.docx
@@ -242,7 +242,7 @@
     <w:r>
       <w:tab/>
       <w:tab/>
-      <w:t>2025-06-22</w:t>
+      <w:t>2025-06-23</w:t>
       <w:br/>
       <w:br/>
     </w:r>

--- a/tillsyn/A 30028-2025 tillsynsbegäran.docx
+++ b/tillsyn/A 30028-2025 tillsynsbegäran.docx
@@ -242,7 +242,7 @@
     <w:r>
       <w:tab/>
       <w:tab/>
-      <w:t>2025-06-23</w:t>
+      <w:t>2025-06-24</w:t>
       <w:br/>
       <w:br/>
     </w:r>

--- a/tillsyn/A 30028-2025 tillsynsbegäran.docx
+++ b/tillsyn/A 30028-2025 tillsynsbegäran.docx
@@ -242,7 +242,7 @@
     <w:r>
       <w:tab/>
       <w:tab/>
-      <w:t>2025-06-24</w:t>
+      <w:t>2025-06-25</w:t>
       <w:br/>
       <w:br/>
     </w:r>

--- a/tillsyn/A 30028-2025 tillsynsbegäran.docx
+++ b/tillsyn/A 30028-2025 tillsynsbegäran.docx
@@ -242,7 +242,7 @@
     <w:r>
       <w:tab/>
       <w:tab/>
-      <w:t>2025-06-25</w:t>
+      <w:t>2025-06-26</w:t>
       <w:br/>
       <w:br/>
     </w:r>

--- a/tillsyn/A 30028-2025 tillsynsbegäran.docx
+++ b/tillsyn/A 30028-2025 tillsynsbegäran.docx
@@ -242,7 +242,7 @@
     <w:r>
       <w:tab/>
       <w:tab/>
-      <w:t>2025-06-26</w:t>
+      <w:t>2025-06-27</w:t>
       <w:br/>
       <w:br/>
     </w:r>

--- a/tillsyn/A 30028-2025 tillsynsbegäran.docx
+++ b/tillsyn/A 30028-2025 tillsynsbegäran.docx
@@ -242,7 +242,7 @@
     <w:r>
       <w:tab/>
       <w:tab/>
-      <w:t>2025-06-27</w:t>
+      <w:t>2025-06-28</w:t>
       <w:br/>
       <w:br/>
     </w:r>

--- a/tillsyn/A 30028-2025 tillsynsbegäran.docx
+++ b/tillsyn/A 30028-2025 tillsynsbegäran.docx
@@ -242,7 +242,7 @@
     <w:r>
       <w:tab/>
       <w:tab/>
-      <w:t>2025-06-28</w:t>
+      <w:t>2025-06-29</w:t>
       <w:br/>
       <w:br/>
     </w:r>

--- a/tillsyn/A 30028-2025 tillsynsbegäran.docx
+++ b/tillsyn/A 30028-2025 tillsynsbegäran.docx
@@ -242,7 +242,7 @@
     <w:r>
       <w:tab/>
       <w:tab/>
-      <w:t>2025-06-29</w:t>
+      <w:t>2025-06-30</w:t>
       <w:br/>
       <w:br/>
     </w:r>

--- a/tillsyn/A 30028-2025 tillsynsbegäran.docx
+++ b/tillsyn/A 30028-2025 tillsynsbegäran.docx
@@ -242,7 +242,7 @@
     <w:r>
       <w:tab/>
       <w:tab/>
-      <w:t>2025-06-30</w:t>
+      <w:t>2025-07-01</w:t>
       <w:br/>
       <w:br/>
     </w:r>

--- a/tillsyn/A 30028-2025 tillsynsbegäran.docx
+++ b/tillsyn/A 30028-2025 tillsynsbegäran.docx
@@ -22,7 +22,7 @@
     </w:p>
     <w:p>
       <w:r>
-        <w:t>Nedan beskrivs fynd av naturvårdsarter och fridlysta arter som gjorts i det avverkningsanmälda området.</w:t>
+        <w:t>Nedan beskrivs fynd av naturvårdsarter och fridlysta arter som gjorts i det avverkningsanmälda området. I BILAGA 1 finns artfakta om fridlysta arter.</w:t>
       </w:r>
     </w:p>
     <w:p>
@@ -35,7 +35,7 @@
     </w:p>
     <w:p>
       <w:r>
-        <w:t>I avverkningsanmälan har följande 1 naturvårdsarter hittats: mosippa (EN, §8). Av dessa är 1 rödlistade. För rödlistade arter har rödlistekategorin angivits inom parentes. För fridlysta arter anges även paragrafen i Artskyddsförordningen som arten är fridlyst enligt.</w:t>
+        <w:t>I avverkningsanmälan har följande 10 naturvårdsarter hittats: mosippa (EN, §8), garnlav (NT), kolflarnlav (NT), mörk kolflarnlav (NT), spillkråka (NT, §4), talltita (NT, §4), vedflamlav (NT), vedskivlav (NT), tjäder (§4) och fläcknycklar (§8). Av dessa är 8 rödlistade. För rödlistade arter har rödlistekategorin angivits inom parentes. För fridlysta arter anges även paragrafen i Artskyddsförordningen som arten är fridlyst enligt.</w:t>
       </w:r>
     </w:p>
     <w:p>
@@ -91,6 +91,61 @@
       </w:r>
     </w:p>
     <w:p>
+      <w:r>
+        <w:rPr>
+          <w:b/>
+        </w:rPr>
+        <w:t>Garnlav (NT)</w:t>
+      </w:r>
+      <w:r>
+        <w:t xml:space="preserve"> är en utpräglad barrskogsart som ibland kan drapera träden i norrländska grannaturskogar med hög luftfuktighet. Den förekommer även i talldominerade bestånd där den, förutom i trädens grenverk, påträffas hängande över ojämnheter i tallbarken. Arten har minskat starkt i södra och mellersta Sverige och den minskar även i sitt nordliga utbredningsområde. Orsaken till tillbakagången beror främst på slutavverkningar av naturskogsartade skogar. Bestånd med riklig förekomst bör regelmässigt sparas. Garnlav är värdväxt för den mycket sällsynta och akut hotade fjärilen barrskogslavfly (CR) som hör hemma i boreala barrskogar med riklig förekomst av värdväxten. Tidigare kunde arten konstateras årligen på flera platser vid Dala-Floda i Dalarna innan lokalerna kalavverkades. Senaste fyndet i landet av barrskogslavfly är från år 2000 då den påträffades vid Högberget i Sollefteå kommun (SLU Artdatabanken, 2024).</w:t>
+      </w:r>
+    </w:p>
+    <w:p>
+      <w:r>
+        <w:rPr>
+          <w:b/>
+        </w:rPr>
+        <w:t>Kolflarnlav (NT)</w:t>
+      </w:r>
+      <w:r>
+        <w:t xml:space="preserve"> är brandberoende och växer nästan uteslutande på kolad hård kärnved av tall. Etableringen verkar ske först 100–300 år efter brand och nytt substrat nybildas i mycket begränsad omfattning. Avverkning av tallskog av naturskogskaraktär med spår av återkommande bränder är ett hot och mängden lämplig ved att växa på för arten minskar dels på grund av naturlig nedbrytning men framförallt på grund av att det förstörs i samband med slutavverkningar, gallringar och markberedning. Såväl kolflarnlav som mörk kolflarnlav har glänsande bålfjäll och förekommer främst i tall- och blandbarrskogar av naturskogskaraktär med spår av återkommande bränder. Skogar som dessa hyser höga biologiska värden och bör skyddas (SLU Artdatabanken, 2024).</w:t>
+      </w:r>
+    </w:p>
+    <w:p>
+      <w:r>
+        <w:rPr>
+          <w:b/>
+        </w:rPr>
+        <w:t>Mörk kolflarnlav (NT)</w:t>
+      </w:r>
+      <w:r>
+        <w:t xml:space="preserve"> är brandberoende och växer nästan uteslutande på kolad hård kärnved av tall. Arten förekommer främst i glesa, öppna tall- och blandbarrskogar av naturskogskaraktär och etableringen verkar ske sent efter brand, kanske först efter 100–300 år. Mörk kolflarnlav indikerar skog med höga naturvärden och vanligast är att den påträffas på rester av nedbrunna torrakor och högstubbar och lågstubbar som är så grova att hela innandömet är urbränt. Tall- och blandbarrskogar av naturskogskaraktär med spår av återkommande bränder hyser höga biologiska värden och bör skyddas (SLU Artdatabanken, 2024).</w:t>
+      </w:r>
+    </w:p>
+    <w:p>
+      <w:r>
+        <w:rPr>
+          <w:b/>
+        </w:rPr>
+        <w:t>Vedflamlav (NT)</w:t>
+      </w:r>
+      <w:r>
+        <w:t xml:space="preserve"> växer på gammal hård och torr, exponerad kärnved av tall, främst på högstubbar i ljusöppna lägen, t.ex. vid och på myrar, sjökanter, i glesa hällmarkskogar och i brandpräglade tallnaturskogar. Substratet nyskapas i begränsad omfattning och arten är en utmärkt indikator på höga naturvärden i denna skogstyp. Tall- och barrblandskogar med naturskogskaraktär och spår av bränder har ofta höga biologiska värden och bör skyddas (SLU Artdatabanken, 2024).</w:t>
+      </w:r>
+    </w:p>
+    <w:p>
+      <w:r>
+        <w:rPr>
+          <w:b/>
+        </w:rPr>
+        <w:t>Vedskivlav (NT)</w:t>
+      </w:r>
+      <w:r>
+        <w:t xml:space="preserve"> växer på gammal, torr, exponerad, hård kärnved av framförallt tall i naturskogsartade bestånd. Avverkning av tallskog av naturskogskaraktär med spår av återkommande bränder är ett hot. Mängden lämplig ved att växa på för vedskivlav minskar, dels på grund av naturlig nedbrytning men framförallt på grund av att de förstörs i samband med slutavverkningar, gallringar och markberedning. Tall- och blandbarrskogar av naturskogskaraktär med spår av återkommande bränder bör skyddas (SLU Artdatabanken, 2024).</w:t>
+      </w:r>
+    </w:p>
+    <w:p>
       <w:pPr>
         <w:pStyle w:val="Heading1"/>
       </w:pPr>
@@ -100,7 +155,21 @@
     </w:p>
     <w:p>
       <w:r>
-        <w:t>Följande fridlysta arter har sina livsmiljöer och växtplatser i den avverkningsanmälda skogen: mosippa (EN, §8).</w:t>
+        <w:t>Följande fridlysta arter har sina livsmiljöer och växtplatser i den avverkningsanmälda skogen: mosippa (EN, §8), spillkråka (NT, §4), talltita (NT, §4), tjäder (§4) och fläcknycklar (§8).</w:t>
+      </w:r>
+    </w:p>
+    <w:p>
+      <w:r>
+        <w:t xml:space="preserve">Observera att medlemsländerna är skyldiga att agera i enlighet med EU:s fågeldirektiv där det uttryckligen står att direktivet gäller för fåglar samt för deras ägg, bon och </w:t>
+      </w:r>
+      <w:r>
+        <w:rPr>
+          <w:b/>
+        </w:rPr>
+        <w:t xml:space="preserve">livsmiljöer </w:t>
+      </w:r>
+      <w:r>
+        <w:t>(artikel 1). Vidare att de åtgärder som vidtas inte får leda till en försämring av den nuvarande situationen beträffande bevarandet av de fågelarter som avses i artikel 1 (artikel 13). Fågeldirektivet är styrande för tillsynsansvariga myndigheters ärendehantering, ställningstaganden och beslutsfattande.</w:t>
       </w:r>
     </w:p>
     <w:p>
@@ -112,6 +181,246 @@
       </w:r>
       <w:r>
         <w:t xml:space="preserve"> är fridlyst enligt 8 § artskyddsförordningen och omfattas av ett åtgärdsprogram för hotade arter (ÅGP). Den är brandgynnad och växer i öppna sandtallskogar, främst på isälvssediment såsom rullstensåsar och sandfält i en mager vegetation bland renlavar och lingon. Minskningstakten har uppgått till 50 (40–60) % under de senaste 100 åren överstiger gränsvärdet för Starkt hotad (EN) enligt A-kriteriet. (A2ac) (SLU Artdatabanken, 2024; Nitare &amp; Skogsstyrelsen, 2019).</w:t>
+      </w:r>
+    </w:p>
+    <w:p>
+      <w:r>
+        <w:rPr>
+          <w:b/>
+        </w:rPr>
+        <w:t>Spillkråka (NT, §4)</w:t>
+      </w:r>
+      <w:r>
+        <w:t xml:space="preserve"> är rödlistad som nära hotad och ingår i bilaga 1 i EU:s fågeldirektiv. Den minskar i population på grund av minskad tillgång på lämpliga bo- och födoträd och minskad födotillgång. Spillkråkans minskningstakt har uppgått till 19 (24–10) % under de senaste 15 åren. Minskningstakten för den svenska populationen bedöms vara nära gränsvärdet för Sårbar (VU) (A2bc). Skogsbruk med korta omloppstider och täta, homogena ungskogar utgör det största hotet, (SLU Artdatabanken, 2023).</w:t>
+      </w:r>
+    </w:p>
+    <w:p>
+      <w:r>
+        <w:rPr>
+          <w:b/>
+        </w:rPr>
+        <w:t>Talltita (NT, §4)</w:t>
+      </w:r>
+      <w:r>
+        <w:t>, rödlistad som nära hotad och prioriterad art i Skogsvårdslagen har häckningsrevir i anmälan. Arten har minskat kraftigt de senaste 30 åren och minskningstakten innevarande 10-årsperiod beräknas till 20 (10–30) %. Talltitan är synnerligen trogen sitt cirka 15 hektar stora revir och är beroende av flerskiktade olikåldriga skogar för att kunna föda upp sina ungar. Talltitan försvinner om dess livsmiljö kalavverkas (Eggers &amp; Low (2014); Ekman (1979); Griesser et al (2007); Klein (2020); Siffczyk et al (2003); SLU Artdatabanken (2021).</w:t>
+      </w:r>
+    </w:p>
+    <w:p>
+      <w:r>
+        <w:t>I BILAGA 1 finns mer detaljerad information om ekologi samt krav på livsmiljö hos fridlysta arter.</w:t>
+      </w:r>
+    </w:p>
+    <w:p>
+      <w:r>
+        <w:br w:type="page"/>
+      </w:r>
+    </w:p>
+    <w:p>
+      <w:pPr>
+        <w:pStyle w:val="Title"/>
+      </w:pPr>
+      <w:r>
+        <w:t>BILAGA 1 – Fridlysta arter</w:t>
+      </w:r>
+    </w:p>
+    <w:p>
+      <w:pPr>
+        <w:pStyle w:val="Heading1"/>
+      </w:pPr>
+      <w:r>
+        <w:t>Spillkråka – ekologi samt krav på livsmiljön</w:t>
+      </w:r>
+    </w:p>
+    <w:p>
+      <w:r>
+        <w:t>Spillkråka (NT) är rödlistad som nära hotad, fridlyst enligt §4 Artskyddsförordningen och ingår i bilaga 1 i EU:s fågeldirektiv. Spillkråka lever i både barr- och blandskog liksom i ren lövskog. De tätaste populationerna tenderar att finnas i äldre, variationsrik blandskog med gott om död ved och gamla träd.</w:t>
+      </w:r>
+    </w:p>
+    <w:p>
+      <w:r>
+        <w:t>Varje par utnyttjar 400–1000 hektar skog beroende på skogens kvalitet. En minskning av populationen pågår på grund av minskad tillgång på lämpliga bo- och födoträd och minskad födotillgång. Spillkråkans minskningstakt har uppgått till 19 (24–10) % under de senaste 15 åren. Minskningstakten för den svenska populationen bedöms vara nära gränsvärdet för Sårbar (VU) (A2bc). Skogsbruk med korta omloppstider och täta, homogena ungskogar utgör det största hotet (Artdatabanken 2023).</w:t>
+      </w:r>
+    </w:p>
+    <w:p>
+      <w:pPr>
+        <w:pStyle w:val="Heading2"/>
+      </w:pPr>
+      <w:r>
+        <w:t>Referenser – spillkråka</w:t>
+      </w:r>
+    </w:p>
+    <w:p>
+      <w:r>
+        <w:t xml:space="preserve">SLU Artdatabanken, 2021. </w:t>
+      </w:r>
+      <w:r>
+        <w:rPr>
+          <w:i/>
+        </w:rPr>
+        <w:t xml:space="preserve">Artfaktablad. Naturvård – artfakta. </w:t>
+      </w:r>
+      <w:r>
+        <w:t>SLU Artdatabanken, Uppsala</w:t>
+      </w:r>
+    </w:p>
+    <w:p>
+      <w:pPr>
+        <w:pStyle w:val="Heading1"/>
+      </w:pPr>
+      <w:r>
+        <w:t>Talltita – ekologi samt krav på livsmiljön</w:t>
+      </w:r>
+    </w:p>
+    <w:p>
+      <w:r>
+        <w:t>Talltita är rödlistad som NT, fridlyst och prioriterad art i Skogsvårdslagen. Den omfattas av EU:s fågeldirektiv. Arten har minskat kraftigt de senaste 30 åren och minskningstakten innevarande 10-årsperiod beräknas till 20 (10–30) % (SLU Artdatabanken, 2022).</w:t>
+      </w:r>
+    </w:p>
+    <w:p>
+      <w:r>
+        <w:t>Talltita föredrar större sammanhängande barrskogar, och finns såväl i tallskog som granskog och i lövblandad barrskog. Skogens struktur är viktig och ska helst vara flerskiktad med riklig underväxt av mindre granar, björk och andra lövträd och buskar. Tillgång på murknande högstubbar är särskilt viktig, eftersom talltitan helst själv hackar ut sitt bohål (SLU Artdatabanken, 2022).</w:t>
+      </w:r>
+    </w:p>
+    <w:p>
+      <w:r>
+        <w:t>Det finns flera studier som visar att talltita är känslig för gallring och inte överlever när dess livsmiljö kalavverkas (Eggers and Low, 2014; Griesser et al., 2007; Klein, 2020). Talltitans revir är förhållandevis stora, 10–20 hektar och arten missgynnas när skogen fragmenteras. Kalavverkning av större delar av reviret innebär att det överges (Artdatabanken, 2021).</w:t>
+      </w:r>
+    </w:p>
+    <w:p>
+      <w:r>
+        <w:t>Talltitan är synnerligen trogen sitt revir så länge paret lever och biotopen förblir intakt. Paret stannar i sitt revir året om. En förlust av ett revir har därför en stor inverkan på den lokala populationen och trakthyggesbruket anses vara orsak till den svenska populationens kraftiga minskning. Talltiteparets revirtrohet innebär att närhelst under året man observerar en adult talltita så ingår denna plats i reviret (Siffczyk et al., 2003; Ekman, 1979).</w:t>
+      </w:r>
+    </w:p>
+    <w:p>
+      <w:pPr>
+        <w:pStyle w:val="Heading2"/>
+      </w:pPr>
+      <w:r>
+        <w:t>Referenser – talltita</w:t>
+      </w:r>
+    </w:p>
+    <w:p>
+      <w:r>
+        <w:t xml:space="preserve">Eggers, S., Low, M., 2014. </w:t>
+      </w:r>
+      <w:r>
+        <w:rPr>
+          <w:i/>
+        </w:rPr>
+        <w:t xml:space="preserve">Differential demographic responses of sympatric Parids to vegetation management in boreal forest. </w:t>
+      </w:r>
+      <w:r>
+        <w:t>For. Ecol. Manage. 319, 169–175.</w:t>
+      </w:r>
+    </w:p>
+    <w:p>
+      <w:r>
+        <w:t xml:space="preserve">Ekman, J., 1979. </w:t>
+      </w:r>
+      <w:r>
+        <w:rPr>
+          <w:i/>
+        </w:rPr>
+        <w:t xml:space="preserve">Coherence, composition and territories of winter social groups of the Willow Tit Parus montanus and the Crested Tit P. cristatus. </w:t>
+      </w:r>
+      <w:r>
+        <w:t>Ornis Scandinavica, 10, pp 56–68</w:t>
+      </w:r>
+    </w:p>
+    <w:p>
+      <w:r>
+        <w:t xml:space="preserve">Griesser, M., Nystrand, M., Eggers, S., Ekman, J., 2007. </w:t>
+      </w:r>
+      <w:r>
+        <w:rPr>
+          <w:i/>
+        </w:rPr>
+        <w:t xml:space="preserve">Impact of forestry practices on fitness correlates and population productivity in an open-nesting bird species. </w:t>
+      </w:r>
+      <w:r>
+        <w:t>Conserv. Biol. 21, 767–774. https://doi.org/10.1111/j.1523- 1739.2007.00675.x</w:t>
+      </w:r>
+    </w:p>
+    <w:p>
+      <w:r>
+        <w:t xml:space="preserve">Klein, J., 2020. </w:t>
+      </w:r>
+      <w:r>
+        <w:rPr>
+          <w:i/>
+        </w:rPr>
+        <w:t xml:space="preserve">The forgotten forest – On thinning, retention, and biodiversity in the boreal forest. </w:t>
+      </w:r>
+      <w:r>
+        <w:t>Doctoral Thesis No. 2020:50</w:t>
+      </w:r>
+    </w:p>
+    <w:p>
+      <w:r>
+        <w:t xml:space="preserve">Siffczyk, C., Brotons, L., Kangas, K., Orell, M., 2003. </w:t>
+      </w:r>
+      <w:r>
+        <w:rPr>
+          <w:i/>
+        </w:rPr>
+        <w:t xml:space="preserve">Home range size of willow tits. </w:t>
+      </w:r>
+      <w:r>
+        <w:t>Oecologica, 136, 635–642 (2003)</w:t>
+      </w:r>
+    </w:p>
+    <w:p>
+      <w:r>
+        <w:t xml:space="preserve">SLU Artdatabanken, 2021. </w:t>
+      </w:r>
+      <w:r>
+        <w:rPr>
+          <w:i/>
+        </w:rPr>
+        <w:t xml:space="preserve">Artfaktablad. Naturvård – artfakta. </w:t>
+      </w:r>
+      <w:r>
+        <w:t>SLU Artdatabanken, Uppsala</w:t>
+      </w:r>
+    </w:p>
+    <w:p>
+      <w:pPr>
+        <w:pStyle w:val="Heading1"/>
+      </w:pPr>
+      <w:r>
+        <w:t>Tjäder – ekologi samt krav på livsmiljön</w:t>
+      </w:r>
+    </w:p>
+    <w:p>
+      <w:r>
+        <w:t>Tjäder (§4) är en utpräglad skogsfågel knuten till större sammanhängande barrskogsområden. Tupparna och hönorna utnyttjar till viss del olika miljöer, och habitatvalet varierar dessutom mellan olika delar av året. För att det ska finnas livskraftiga tjäderbestånd krävs funktionella skogslandskap med en blandning av uppvuxen, gles och luckig skog, täta sumpskogar, myrar och andra små våtmarker (Skogsstyrelsen, 2019).</w:t>
+      </w:r>
+    </w:p>
+    <w:p>
+      <w:r>
+        <w:t>Arten försvinner när skogen fragmenteras och den sammanlagda arealen hyggen och andra öppna områden blir för stor. Ett småskaligt och försiktigt virkesuttag genom hyggesfria metoder kan i vissa fall vara möjligt i området inom 200 m från lekcentrum. Längre ut från lekcentrum, inom 200–500 m bör den avverkade ytan inte överskrida 1 hektar för att undvika alltför stora och snabba förändringar (Skogsstyrelsen, 2019).</w:t>
+      </w:r>
+    </w:p>
+    <w:p>
+      <w:pPr>
+        <w:pStyle w:val="Heading2"/>
+      </w:pPr>
+      <w:r>
+        <w:t>Referenser – tjäder</w:t>
+      </w:r>
+    </w:p>
+    <w:p>
+      <w:r>
+        <w:t xml:space="preserve">Skogsstyrelsen, 2019. </w:t>
+      </w:r>
+      <w:r>
+        <w:rPr>
+          <w:i/>
+        </w:rPr>
+        <w:t xml:space="preserve">Vägledning för hänsyn till fåglar – tjäder. </w:t>
+      </w:r>
+      <w:r>
+        <w:t>https://www.skogsstyrelsen.se/globalassets/lag-och-tillsyn/artskydd/vagledningar-for-hansyn-till-faglar/tjader-vagledning-hansyn2.pdf</w:t>
       </w:r>
     </w:p>
     <w:sectPr>
@@ -242,7 +551,7 @@
     <w:r>
       <w:tab/>
       <w:tab/>
-      <w:t>2025-07-01</w:t>
+      <w:t>2025-07-02</w:t>
       <w:br/>
       <w:br/>
     </w:r>

--- a/tillsyn/A 30028-2025 tillsynsbegäran.docx
+++ b/tillsyn/A 30028-2025 tillsynsbegäran.docx
@@ -35,7 +35,7 @@
     </w:p>
     <w:p>
       <w:r>
-        <w:t>I avverkningsanmälan har följande 10 naturvårdsarter hittats: mosippa (EN, §8), garnlav (NT), kolflarnlav (NT), mörk kolflarnlav (NT), spillkråka (NT, §4), talltita (NT, §4), vedflamlav (NT), vedskivlav (NT), tjäder (§4) och fläcknycklar (§8). Av dessa är 8 rödlistade. För rödlistade arter har rödlistekategorin angivits inom parentes. För fridlysta arter anges även paragrafen i Artskyddsförordningen som arten är fridlyst enligt.</w:t>
+        <w:t>I avverkningsanmälan har följande 11 naturvårdsarter hittats: mosippa (EN, §8), garnlav (NT), kolflarnlav (NT), mörk kolflarnlav (NT), spillkråka (NT, §4), talltita (NT, §4), vedflamlav (NT), vedskivlav (NT), tjäder (§4), fläcknycklar (§8) och nattviol (§8). Av dessa är 8 rödlistade. För rödlistade arter har rödlistekategorin angivits inom parentes. För fridlysta arter anges även paragrafen i Artskyddsförordningen som arten är fridlyst enligt.</w:t>
       </w:r>
     </w:p>
     <w:p>
@@ -155,7 +155,7 @@
     </w:p>
     <w:p>
       <w:r>
-        <w:t>Följande fridlysta arter har sina livsmiljöer och växtplatser i den avverkningsanmälda skogen: mosippa (EN, §8), spillkråka (NT, §4), talltita (NT, §4), tjäder (§4) och fläcknycklar (§8).</w:t>
+        <w:t>Följande fridlysta arter har sina livsmiljöer och växtplatser i den avverkningsanmälda skogen: mosippa (EN, §8), spillkråka (NT, §4), talltita (NT, §4), tjäder (§4), fläcknycklar (§8) och nattviol (§8).</w:t>
       </w:r>
     </w:p>
     <w:p>
@@ -551,7 +551,7 @@
     <w:r>
       <w:tab/>
       <w:tab/>
-      <w:t>2025-07-02</w:t>
+      <w:t>2025-07-03</w:t>
       <w:br/>
       <w:br/>
     </w:r>

--- a/tillsyn/A 30028-2025 tillsynsbegäran.docx
+++ b/tillsyn/A 30028-2025 tillsynsbegäran.docx
@@ -35,7 +35,7 @@
     </w:p>
     <w:p>
       <w:r>
-        <w:t>I avverkningsanmälan har följande 11 naturvårdsarter hittats: mosippa (EN, §8), garnlav (NT), kolflarnlav (NT), mörk kolflarnlav (NT), spillkråka (NT, §4), talltita (NT, §4), vedflamlav (NT), vedskivlav (NT), tjäder (§4), fläcknycklar (§8) och nattviol (§8). Av dessa är 8 rödlistade. För rödlistade arter har rödlistekategorin angivits inom parentes. För fridlysta arter anges även paragrafen i Artskyddsförordningen som arten är fridlyst enligt.</w:t>
+        <w:t>I avverkningsanmälan har följande 13 naturvårdsarter hittats: mosippa (EN, §8), garnlav (NT), kolflarnlav (NT), mörk kolflarnlav (NT), spillkråka (NT, §4), talltita (NT, §4), vedflamlav (NT), vedskivlav (NT), plattlummer (S, §9), tjäder (§4), fläcknycklar (§8), nattviol (§8) och revlummer (§9). Av dessa är 8 rödlistade. För rödlistade arter har rödlistekategorin angivits inom parentes. Arter som är signalarter enligt Skogsstyrelsen har markerats med (S). För fridlysta arter anges även paragrafen i Artskyddsförordningen som arten är fridlyst enligt.</w:t>
       </w:r>
     </w:p>
     <w:p>
@@ -155,7 +155,7 @@
     </w:p>
     <w:p>
       <w:r>
-        <w:t>Följande fridlysta arter har sina livsmiljöer och växtplatser i den avverkningsanmälda skogen: mosippa (EN, §8), spillkråka (NT, §4), talltita (NT, §4), tjäder (§4), fläcknycklar (§8) och nattviol (§8).</w:t>
+        <w:t>Följande fridlysta arter har sina livsmiljöer och växtplatser i den avverkningsanmälda skogen: mosippa (EN, §8), spillkråka (NT, §4), talltita (NT, §4), plattlummer (S, §9), tjäder (§4), fläcknycklar (§8), nattviol (§8) och revlummer (§9).</w:t>
       </w:r>
     </w:p>
     <w:p>
@@ -551,7 +551,7 @@
     <w:r>
       <w:tab/>
       <w:tab/>
-      <w:t>2025-07-03</w:t>
+      <w:t>2025-07-04</w:t>
       <w:br/>
       <w:br/>
     </w:r>

--- a/tillsyn/A 30028-2025 tillsynsbegäran.docx
+++ b/tillsyn/A 30028-2025 tillsynsbegäran.docx
@@ -551,7 +551,7 @@
     <w:r>
       <w:tab/>
       <w:tab/>
-      <w:t>2025-07-04</w:t>
+      <w:t>2025-07-05</w:t>
       <w:br/>
       <w:br/>
     </w:r>

--- a/tillsyn/A 30028-2025 tillsynsbegäran.docx
+++ b/tillsyn/A 30028-2025 tillsynsbegäran.docx
@@ -551,7 +551,7 @@
     <w:r>
       <w:tab/>
       <w:tab/>
-      <w:t>2025-07-05</w:t>
+      <w:t>2025-07-06</w:t>
       <w:br/>
       <w:br/>
     </w:r>

--- a/tillsyn/A 30028-2025 tillsynsbegäran.docx
+++ b/tillsyn/A 30028-2025 tillsynsbegäran.docx
@@ -551,7 +551,7 @@
     <w:r>
       <w:tab/>
       <w:tab/>
-      <w:t>2025-07-06</w:t>
+      <w:t>2025-07-07</w:t>
       <w:br/>
       <w:br/>
     </w:r>

--- a/tillsyn/A 30028-2025 tillsynsbegäran.docx
+++ b/tillsyn/A 30028-2025 tillsynsbegäran.docx
@@ -551,7 +551,7 @@
     <w:r>
       <w:tab/>
       <w:tab/>
-      <w:t>2025-07-07</w:t>
+      <w:t>2025-07-08</w:t>
       <w:br/>
       <w:br/>
     </w:r>

--- a/tillsyn/A 30028-2025 tillsynsbegäran.docx
+++ b/tillsyn/A 30028-2025 tillsynsbegäran.docx
@@ -551,7 +551,7 @@
     <w:r>
       <w:tab/>
       <w:tab/>
-      <w:t>2025-07-08</w:t>
+      <w:t>2025-07-09</w:t>
       <w:br/>
       <w:br/>
     </w:r>

--- a/tillsyn/A 30028-2025 tillsynsbegäran.docx
+++ b/tillsyn/A 30028-2025 tillsynsbegäran.docx
@@ -551,7 +551,7 @@
     <w:r>
       <w:tab/>
       <w:tab/>
-      <w:t>2025-07-09</w:t>
+      <w:t>2025-07-11</w:t>
       <w:br/>
       <w:br/>
     </w:r>

--- a/tillsyn/A 30028-2025 tillsynsbegäran.docx
+++ b/tillsyn/A 30028-2025 tillsynsbegäran.docx
@@ -551,7 +551,7 @@
     <w:r>
       <w:tab/>
       <w:tab/>
-      <w:t>2025-07-11</w:t>
+      <w:t>2025-07-12</w:t>
       <w:br/>
       <w:br/>
     </w:r>

--- a/tillsyn/A 30028-2025 tillsynsbegäran.docx
+++ b/tillsyn/A 30028-2025 tillsynsbegäran.docx
@@ -551,7 +551,7 @@
     <w:r>
       <w:tab/>
       <w:tab/>
-      <w:t>2025-07-12</w:t>
+      <w:t>2025-07-13</w:t>
       <w:br/>
       <w:br/>
     </w:r>

--- a/tillsyn/A 30028-2025 tillsynsbegäran.docx
+++ b/tillsyn/A 30028-2025 tillsynsbegäran.docx
@@ -551,7 +551,7 @@
     <w:r>
       <w:tab/>
       <w:tab/>
-      <w:t>2025-07-13</w:t>
+      <w:t>2025-07-14</w:t>
       <w:br/>
       <w:br/>
     </w:r>

--- a/tillsyn/A 30028-2025 tillsynsbegäran.docx
+++ b/tillsyn/A 30028-2025 tillsynsbegäran.docx
@@ -602,7 +602,7 @@
     <w:r>
       <w:tab/>
       <w:tab/>
-      <w:t>2025-08-06</w:t>
+      <w:t>2025-08-09</w:t>
       <w:br/>
       <w:br/>
     </w:r>

--- a/tillsyn/A 30028-2025 tillsynsbegäran.docx
+++ b/tillsyn/A 30028-2025 tillsynsbegäran.docx
@@ -12,7 +12,7 @@
     </w:p>
     <w:p>
       <w:r>
-        <w:t>Detta dokument behandlar höga naturvärden i avverkningsanmälan A 30028-2025 i Älvdalens kommun. Denna avverkningsanmälan inkom 2025-06-18 och omfattar 20,1 ha.</w:t>
+        <w:t>Detta dokument behandlar höga naturvärden i avverkningsanmälan A 30028-2025 i Älvdalens kommun. Denna avverkningsanmälan inkom 2025-06-18 13:36:00 och omfattar 20,1 ha.</w:t>
       </w:r>
     </w:p>
     <w:p>

--- a/tillsyn/A 30028-2025 tillsynsbegäran.docx
+++ b/tillsyn/A 30028-2025 tillsynsbegäran.docx
@@ -602,7 +602,7 @@
     <w:r>
       <w:tab/>
       <w:tab/>
-      <w:t>2025-08-09</w:t>
+      <w:t>2025-08-10</w:t>
       <w:br/>
       <w:br/>
     </w:r>

--- a/tillsyn/A 30028-2025 tillsynsbegäran.docx
+++ b/tillsyn/A 30028-2025 tillsynsbegäran.docx
@@ -602,7 +602,7 @@
     <w:r>
       <w:tab/>
       <w:tab/>
-      <w:t>2025-08-10</w:t>
+      <w:t>2025-08-11</w:t>
       <w:br/>
       <w:br/>
     </w:r>

--- a/tillsyn/A 30028-2025 tillsynsbegäran.docx
+++ b/tillsyn/A 30028-2025 tillsynsbegäran.docx
@@ -602,7 +602,7 @@
     <w:r>
       <w:tab/>
       <w:tab/>
-      <w:t>2025-08-11</w:t>
+      <w:t>2025-08-12</w:t>
       <w:br/>
       <w:br/>
     </w:r>

--- a/tillsyn/A 30028-2025 tillsynsbegäran.docx
+++ b/tillsyn/A 30028-2025 tillsynsbegäran.docx
@@ -602,7 +602,7 @@
     <w:r>
       <w:tab/>
       <w:tab/>
-      <w:t>2025-08-12</w:t>
+      <w:t>2025-08-13</w:t>
       <w:br/>
       <w:br/>
     </w:r>

--- a/tillsyn/A 30028-2025 tillsynsbegäran.docx
+++ b/tillsyn/A 30028-2025 tillsynsbegäran.docx
@@ -602,7 +602,7 @@
     <w:r>
       <w:tab/>
       <w:tab/>
-      <w:t>2025-08-13</w:t>
+      <w:t>2025-08-14</w:t>
       <w:br/>
       <w:br/>
     </w:r>

--- a/tillsyn/A 30028-2025 tillsynsbegäran.docx
+++ b/tillsyn/A 30028-2025 tillsynsbegäran.docx
@@ -602,7 +602,7 @@
     <w:r>
       <w:tab/>
       <w:tab/>
-      <w:t>2025-08-14</w:t>
+      <w:t>2025-08-15</w:t>
       <w:br/>
       <w:br/>
     </w:r>

--- a/tillsyn/A 30028-2025 tillsynsbegäran.docx
+++ b/tillsyn/A 30028-2025 tillsynsbegäran.docx
@@ -602,7 +602,7 @@
     <w:r>
       <w:tab/>
       <w:tab/>
-      <w:t>2025-08-15</w:t>
+      <w:t>2025-08-16</w:t>
       <w:br/>
       <w:br/>
     </w:r>

--- a/tillsyn/A 30028-2025 tillsynsbegäran.docx
+++ b/tillsyn/A 30028-2025 tillsynsbegäran.docx
@@ -602,7 +602,7 @@
     <w:r>
       <w:tab/>
       <w:tab/>
-      <w:t>2025-08-16</w:t>
+      <w:t>2025-08-17</w:t>
       <w:br/>
       <w:br/>
     </w:r>

--- a/tillsyn/A 30028-2025 tillsynsbegäran.docx
+++ b/tillsyn/A 30028-2025 tillsynsbegäran.docx
@@ -602,7 +602,7 @@
     <w:r>
       <w:tab/>
       <w:tab/>
-      <w:t>2025-08-17</w:t>
+      <w:t>2025-08-18</w:t>
       <w:br/>
       <w:br/>
     </w:r>

--- a/tillsyn/A 30028-2025 tillsynsbegäran.docx
+++ b/tillsyn/A 30028-2025 tillsynsbegäran.docx
@@ -602,7 +602,7 @@
     <w:r>
       <w:tab/>
       <w:tab/>
-      <w:t>2025-08-18</w:t>
+      <w:t>2025-08-19</w:t>
       <w:br/>
       <w:br/>
     </w:r>

--- a/tillsyn/A 30028-2025 tillsynsbegäran.docx
+++ b/tillsyn/A 30028-2025 tillsynsbegäran.docx
@@ -602,7 +602,7 @@
     <w:r>
       <w:tab/>
       <w:tab/>
-      <w:t>2025-08-19</w:t>
+      <w:t>2025-08-20</w:t>
       <w:br/>
       <w:br/>
     </w:r>

--- a/tillsyn/A 30028-2025 tillsynsbegäran.docx
+++ b/tillsyn/A 30028-2025 tillsynsbegäran.docx
@@ -602,7 +602,7 @@
     <w:r>
       <w:tab/>
       <w:tab/>
-      <w:t>2025-08-20</w:t>
+      <w:t>2025-08-21</w:t>
       <w:br/>
       <w:br/>
     </w:r>

--- a/tillsyn/A 30028-2025 tillsynsbegäran.docx
+++ b/tillsyn/A 30028-2025 tillsynsbegäran.docx
@@ -602,7 +602,7 @@
     <w:r>
       <w:tab/>
       <w:tab/>
-      <w:t>2025-08-21</w:t>
+      <w:t>2025-08-22</w:t>
       <w:br/>
       <w:br/>
     </w:r>

--- a/tillsyn/A 30028-2025 tillsynsbegäran.docx
+++ b/tillsyn/A 30028-2025 tillsynsbegäran.docx
@@ -602,7 +602,7 @@
     <w:r>
       <w:tab/>
       <w:tab/>
-      <w:t>2025-08-22</w:t>
+      <w:t>2025-08-23</w:t>
       <w:br/>
       <w:br/>
     </w:r>

--- a/tillsyn/A 30028-2025 tillsynsbegäran.docx
+++ b/tillsyn/A 30028-2025 tillsynsbegäran.docx
@@ -602,7 +602,7 @@
     <w:r>
       <w:tab/>
       <w:tab/>
-      <w:t>2025-08-23</w:t>
+      <w:t>2025-08-24</w:t>
       <w:br/>
       <w:br/>
     </w:r>

--- a/tillsyn/A 30028-2025 tillsynsbegäran.docx
+++ b/tillsyn/A 30028-2025 tillsynsbegäran.docx
@@ -602,7 +602,7 @@
     <w:r>
       <w:tab/>
       <w:tab/>
-      <w:t>2025-08-24</w:t>
+      <w:t>2025-08-25</w:t>
       <w:br/>
       <w:br/>
     </w:r>

--- a/tillsyn/A 30028-2025 tillsynsbegäran.docx
+++ b/tillsyn/A 30028-2025 tillsynsbegäran.docx
@@ -602,7 +602,7 @@
     <w:r>
       <w:tab/>
       <w:tab/>
-      <w:t>2025-08-25</w:t>
+      <w:t>2025-08-26</w:t>
       <w:br/>
       <w:br/>
     </w:r>

--- a/tillsyn/A 30028-2025 tillsynsbegäran.docx
+++ b/tillsyn/A 30028-2025 tillsynsbegäran.docx
@@ -602,7 +602,7 @@
     <w:r>
       <w:tab/>
       <w:tab/>
-      <w:t>2025-08-26</w:t>
+      <w:t>2025-08-30</w:t>
       <w:br/>
       <w:br/>
     </w:r>

--- a/tillsyn/A 30028-2025 tillsynsbegäran.docx
+++ b/tillsyn/A 30028-2025 tillsynsbegäran.docx
@@ -602,7 +602,7 @@
     <w:r>
       <w:tab/>
       <w:tab/>
-      <w:t>2025-08-30</w:t>
+      <w:t>2025-08-31</w:t>
       <w:br/>
       <w:br/>
     </w:r>

--- a/tillsyn/A 30028-2025 tillsynsbegäran.docx
+++ b/tillsyn/A 30028-2025 tillsynsbegäran.docx
@@ -602,7 +602,7 @@
     <w:r>
       <w:tab/>
       <w:tab/>
-      <w:t>2025-08-31</w:t>
+      <w:t>2025-09-01</w:t>
       <w:br/>
       <w:br/>
     </w:r>

--- a/tillsyn/A 30028-2025 tillsynsbegäran.docx
+++ b/tillsyn/A 30028-2025 tillsynsbegäran.docx
@@ -602,7 +602,7 @@
     <w:r>
       <w:tab/>
       <w:tab/>
-      <w:t>2025-09-01</w:t>
+      <w:t>2025-09-04</w:t>
       <w:br/>
       <w:br/>
     </w:r>

--- a/tillsyn/A 30028-2025 tillsynsbegäran.docx
+++ b/tillsyn/A 30028-2025 tillsynsbegäran.docx
@@ -602,7 +602,7 @@
     <w:r>
       <w:tab/>
       <w:tab/>
-      <w:t>2025-09-04</w:t>
+      <w:t>2025-09-05</w:t>
       <w:br/>
       <w:br/>
     </w:r>

--- a/tillsyn/A 30028-2025 tillsynsbegäran.docx
+++ b/tillsyn/A 30028-2025 tillsynsbegäran.docx
@@ -602,7 +602,7 @@
     <w:r>
       <w:tab/>
       <w:tab/>
-      <w:t>2025-09-05</w:t>
+      <w:t>2025-09-07</w:t>
       <w:br/>
       <w:br/>
     </w:r>

--- a/tillsyn/A 30028-2025 tillsynsbegäran.docx
+++ b/tillsyn/A 30028-2025 tillsynsbegäran.docx
@@ -602,7 +602,7 @@
     <w:r>
       <w:tab/>
       <w:tab/>
-      <w:t>2025-09-07</w:t>
+      <w:t>2025-09-08</w:t>
       <w:br/>
       <w:br/>
     </w:r>

--- a/tillsyn/A 30028-2025 tillsynsbegäran.docx
+++ b/tillsyn/A 30028-2025 tillsynsbegäran.docx
@@ -602,7 +602,7 @@
     <w:r>
       <w:tab/>
       <w:tab/>
-      <w:t>2025-09-08</w:t>
+      <w:t>2025-09-10</w:t>
       <w:br/>
       <w:br/>
     </w:r>

--- a/tillsyn/A 30028-2025 tillsynsbegäran.docx
+++ b/tillsyn/A 30028-2025 tillsynsbegäran.docx
@@ -602,7 +602,7 @@
     <w:r>
       <w:tab/>
       <w:tab/>
-      <w:t>2025-09-10</w:t>
+      <w:t>2025-09-11</w:t>
       <w:br/>
       <w:br/>
     </w:r>

--- a/tillsyn/A 30028-2025 tillsynsbegäran.docx
+++ b/tillsyn/A 30028-2025 tillsynsbegäran.docx
@@ -602,7 +602,7 @@
     <w:r>
       <w:tab/>
       <w:tab/>
-      <w:t>2025-09-11</w:t>
+      <w:t>2025-09-12</w:t>
       <w:br/>
       <w:br/>
     </w:r>

--- a/tillsyn/A 30028-2025 tillsynsbegäran.docx
+++ b/tillsyn/A 30028-2025 tillsynsbegäran.docx
@@ -602,7 +602,7 @@
     <w:r>
       <w:tab/>
       <w:tab/>
-      <w:t>2025-09-12</w:t>
+      <w:t>2025-09-13</w:t>
       <w:br/>
       <w:br/>
     </w:r>

--- a/tillsyn/A 30028-2025 tillsynsbegäran.docx
+++ b/tillsyn/A 30028-2025 tillsynsbegäran.docx
@@ -602,7 +602,7 @@
     <w:r>
       <w:tab/>
       <w:tab/>
-      <w:t>2025-09-13</w:t>
+      <w:t>2025-09-14</w:t>
       <w:br/>
       <w:br/>
     </w:r>

--- a/tillsyn/A 30028-2025 tillsynsbegäran.docx
+++ b/tillsyn/A 30028-2025 tillsynsbegäran.docx
@@ -602,7 +602,7 @@
     <w:r>
       <w:tab/>
       <w:tab/>
-      <w:t>2025-09-14</w:t>
+      <w:t>2025-09-15</w:t>
       <w:br/>
       <w:br/>
     </w:r>

--- a/tillsyn/A 30028-2025 tillsynsbegäran.docx
+++ b/tillsyn/A 30028-2025 tillsynsbegäran.docx
@@ -602,7 +602,7 @@
     <w:r>
       <w:tab/>
       <w:tab/>
-      <w:t>2025-09-15</w:t>
+      <w:t>2025-09-16</w:t>
       <w:br/>
       <w:br/>
     </w:r>

--- a/tillsyn/A 30028-2025 tillsynsbegäran.docx
+++ b/tillsyn/A 30028-2025 tillsynsbegäran.docx
@@ -602,7 +602,7 @@
     <w:r>
       <w:tab/>
       <w:tab/>
-      <w:t>2025-09-16</w:t>
+      <w:t>2025-09-17</w:t>
       <w:br/>
       <w:br/>
     </w:r>

--- a/tillsyn/A 30028-2025 tillsynsbegäran.docx
+++ b/tillsyn/A 30028-2025 tillsynsbegäran.docx
@@ -602,7 +602,7 @@
     <w:r>
       <w:tab/>
       <w:tab/>
-      <w:t>2025-09-17</w:t>
+      <w:t>2025-09-18</w:t>
       <w:br/>
       <w:br/>
     </w:r>

--- a/tillsyn/A 30028-2025 tillsynsbegäran.docx
+++ b/tillsyn/A 30028-2025 tillsynsbegäran.docx
@@ -602,7 +602,7 @@
     <w:r>
       <w:tab/>
       <w:tab/>
-      <w:t>2025-09-18</w:t>
+      <w:t>2025-09-22</w:t>
       <w:br/>
       <w:br/>
     </w:r>

--- a/tillsyn/A 30028-2025 tillsynsbegäran.docx
+++ b/tillsyn/A 30028-2025 tillsynsbegäran.docx
@@ -602,7 +602,7 @@
     <w:r>
       <w:tab/>
       <w:tab/>
-      <w:t>2025-09-22</w:t>
+      <w:t>2025-09-23</w:t>
       <w:br/>
       <w:br/>
     </w:r>

--- a/tillsyn/A 30028-2025 tillsynsbegäran.docx
+++ b/tillsyn/A 30028-2025 tillsynsbegäran.docx
@@ -602,7 +602,7 @@
     <w:r>
       <w:tab/>
       <w:tab/>
-      <w:t>2025-09-23</w:t>
+      <w:t>2025-09-24</w:t>
       <w:br/>
       <w:br/>
     </w:r>

--- a/tillsyn/A 30028-2025 tillsynsbegäran.docx
+++ b/tillsyn/A 30028-2025 tillsynsbegäran.docx
@@ -602,7 +602,7 @@
     <w:r>
       <w:tab/>
       <w:tab/>
-      <w:t>2025-09-24</w:t>
+      <w:t>2025-09-25</w:t>
       <w:br/>
       <w:br/>
     </w:r>

--- a/tillsyn/A 30028-2025 tillsynsbegäran.docx
+++ b/tillsyn/A 30028-2025 tillsynsbegäran.docx
@@ -602,7 +602,7 @@
     <w:r>
       <w:tab/>
       <w:tab/>
-      <w:t>2025-09-25</w:t>
+      <w:t>2025-09-26</w:t>
       <w:br/>
       <w:br/>
     </w:r>

--- a/tillsyn/A 30028-2025 tillsynsbegäran.docx
+++ b/tillsyn/A 30028-2025 tillsynsbegäran.docx
@@ -602,7 +602,7 @@
     <w:r>
       <w:tab/>
       <w:tab/>
-      <w:t>2025-09-26</w:t>
+      <w:t>2025-09-27</w:t>
       <w:br/>
       <w:br/>
     </w:r>

--- a/tillsyn/A 30028-2025 tillsynsbegäran.docx
+++ b/tillsyn/A 30028-2025 tillsynsbegäran.docx
@@ -602,7 +602,7 @@
     <w:r>
       <w:tab/>
       <w:tab/>
-      <w:t>2025-09-27</w:t>
+      <w:t>2025-09-28</w:t>
       <w:br/>
       <w:br/>
     </w:r>

--- a/tillsyn/A 30028-2025 tillsynsbegäran.docx
+++ b/tillsyn/A 30028-2025 tillsynsbegäran.docx
@@ -602,7 +602,7 @@
     <w:r>
       <w:tab/>
       <w:tab/>
-      <w:t>2025-09-28</w:t>
+      <w:t>2025-09-29</w:t>
       <w:br/>
       <w:br/>
     </w:r>

--- a/tillsyn/A 30028-2025 tillsynsbegäran.docx
+++ b/tillsyn/A 30028-2025 tillsynsbegäran.docx
@@ -602,7 +602,7 @@
     <w:r>
       <w:tab/>
       <w:tab/>
-      <w:t>2025-09-29</w:t>
+      <w:t>2025-09-30</w:t>
       <w:br/>
       <w:br/>
     </w:r>

--- a/tillsyn/A 30028-2025 tillsynsbegäran.docx
+++ b/tillsyn/A 30028-2025 tillsynsbegäran.docx
@@ -602,7 +602,7 @@
     <w:r>
       <w:tab/>
       <w:tab/>
-      <w:t>2025-09-30</w:t>
+      <w:t>2025-10-01</w:t>
       <w:br/>
       <w:br/>
     </w:r>

--- a/tillsyn/A 30028-2025 tillsynsbegäran.docx
+++ b/tillsyn/A 30028-2025 tillsynsbegäran.docx
@@ -602,7 +602,7 @@
     <w:r>
       <w:tab/>
       <w:tab/>
-      <w:t>2025-10-01</w:t>
+      <w:t>2025-10-02</w:t>
       <w:br/>
       <w:br/>
     </w:r>

--- a/tillsyn/A 30028-2025 tillsynsbegäran.docx
+++ b/tillsyn/A 30028-2025 tillsynsbegäran.docx
@@ -602,7 +602,7 @@
     <w:r>
       <w:tab/>
       <w:tab/>
-      <w:t>2025-10-02</w:t>
+      <w:t>2025-10-03</w:t>
       <w:br/>
       <w:br/>
     </w:r>

--- a/tillsyn/A 30028-2025 tillsynsbegäran.docx
+++ b/tillsyn/A 30028-2025 tillsynsbegäran.docx
@@ -602,7 +602,7 @@
     <w:r>
       <w:tab/>
       <w:tab/>
-      <w:t>2025-10-03</w:t>
+      <w:t>2025-10-04</w:t>
       <w:br/>
       <w:br/>
     </w:r>

--- a/tillsyn/A 30028-2025 tillsynsbegäran.docx
+++ b/tillsyn/A 30028-2025 tillsynsbegäran.docx
@@ -602,7 +602,7 @@
     <w:r>
       <w:tab/>
       <w:tab/>
-      <w:t>2025-10-04</w:t>
+      <w:t>2025-10-05</w:t>
       <w:br/>
       <w:br/>
     </w:r>

--- a/tillsyn/A 30028-2025 tillsynsbegäran.docx
+++ b/tillsyn/A 30028-2025 tillsynsbegäran.docx
@@ -602,7 +602,7 @@
     <w:r>
       <w:tab/>
       <w:tab/>
-      <w:t>2025-10-05</w:t>
+      <w:t>2025-10-06</w:t>
       <w:br/>
       <w:br/>
     </w:r>

--- a/tillsyn/A 30028-2025 tillsynsbegäran.docx
+++ b/tillsyn/A 30028-2025 tillsynsbegäran.docx
@@ -602,7 +602,7 @@
     <w:r>
       <w:tab/>
       <w:tab/>
-      <w:t>2025-10-06</w:t>
+      <w:t>2025-10-07</w:t>
       <w:br/>
       <w:br/>
     </w:r>

--- a/tillsyn/A 30028-2025 tillsynsbegäran.docx
+++ b/tillsyn/A 30028-2025 tillsynsbegäran.docx
@@ -602,7 +602,7 @@
     <w:r>
       <w:tab/>
       <w:tab/>
-      <w:t>2025-10-07</w:t>
+      <w:t>2025-10-08</w:t>
       <w:br/>
       <w:br/>
     </w:r>

--- a/tillsyn/A 30028-2025 tillsynsbegäran.docx
+++ b/tillsyn/A 30028-2025 tillsynsbegäran.docx
@@ -602,7 +602,7 @@
     <w:r>
       <w:tab/>
       <w:tab/>
-      <w:t>2025-10-08</w:t>
+      <w:t>2025-10-09</w:t>
       <w:br/>
       <w:br/>
     </w:r>

--- a/tillsyn/A 30028-2025 tillsynsbegäran.docx
+++ b/tillsyn/A 30028-2025 tillsynsbegäran.docx
@@ -602,7 +602,7 @@
     <w:r>
       <w:tab/>
       <w:tab/>
-      <w:t>2025-10-09</w:t>
+      <w:t>2025-10-10</w:t>
       <w:br/>
       <w:br/>
     </w:r>

--- a/tillsyn/A 30028-2025 tillsynsbegäran.docx
+++ b/tillsyn/A 30028-2025 tillsynsbegäran.docx
@@ -602,7 +602,7 @@
     <w:r>
       <w:tab/>
       <w:tab/>
-      <w:t>2025-10-10</w:t>
+      <w:t>2025-10-11</w:t>
       <w:br/>
       <w:br/>
     </w:r>

--- a/tillsyn/A 30028-2025 tillsynsbegäran.docx
+++ b/tillsyn/A 30028-2025 tillsynsbegäran.docx
@@ -602,7 +602,7 @@
     <w:r>
       <w:tab/>
       <w:tab/>
-      <w:t>2025-10-16</w:t>
+      <w:t>2025-10-17</w:t>
       <w:br/>
       <w:br/>
     </w:r>

--- a/tillsyn/A 30028-2025 tillsynsbegäran.docx
+++ b/tillsyn/A 30028-2025 tillsynsbegäran.docx
@@ -602,7 +602,7 @@
     <w:r>
       <w:tab/>
       <w:tab/>
-      <w:t>2025-10-17</w:t>
+      <w:t>2025-10-18</w:t>
       <w:br/>
       <w:br/>
     </w:r>

--- a/tillsyn/A 30028-2025 tillsynsbegäran.docx
+++ b/tillsyn/A 30028-2025 tillsynsbegäran.docx
@@ -602,7 +602,7 @@
     <w:r>
       <w:tab/>
       <w:tab/>
-      <w:t>2025-10-18</w:t>
+      <w:t>2025-10-19</w:t>
       <w:br/>
       <w:br/>
     </w:r>

--- a/tillsyn/A 30028-2025 tillsynsbegäran.docx
+++ b/tillsyn/A 30028-2025 tillsynsbegäran.docx
@@ -602,7 +602,7 @@
     <w:r>
       <w:tab/>
       <w:tab/>
-      <w:t>2025-10-19</w:t>
+      <w:t>2025-10-20</w:t>
       <w:br/>
       <w:br/>
     </w:r>

--- a/tillsyn/A 30028-2025 tillsynsbegäran.docx
+++ b/tillsyn/A 30028-2025 tillsynsbegäran.docx
@@ -602,7 +602,7 @@
     <w:r>
       <w:tab/>
       <w:tab/>
-      <w:t>2025-10-20</w:t>
+      <w:t>2025-10-21</w:t>
       <w:br/>
       <w:br/>
     </w:r>

--- a/tillsyn/A 30028-2025 tillsynsbegäran.docx
+++ b/tillsyn/A 30028-2025 tillsynsbegäran.docx
@@ -214,6 +214,17 @@
       </w:r>
       <w:r>
         <w:t>, rödlistad som nära hotad och prioriterad art i Skogsvårdslagen har häckningsrevir i anmälan. Arten har minskat kraftigt de senaste 30 åren och minskningstakten innevarande 10-årsperiod beräknas till 20 (10–30) %. Talltitan är synnerligen trogen sitt cirka 15 hektar stora revir och är beroende av flerskiktade olikåldriga skogar för att kunna föda upp sina ungar. Talltitan försvinner om dess livsmiljö kalavverkas (Eggers &amp; Low (2014); Ekman (1979); Griesser et al (2007); Klein (2020); Siffczyk et al (2003); SLU Artdatabanken (2021).</w:t>
+      </w:r>
+    </w:p>
+    <w:p>
+      <w:r>
+        <w:rPr>
+          <w:b/>
+        </w:rPr>
+        <w:t>Tjäder (§4)</w:t>
+      </w:r>
+      <w:r>
+        <w:t xml:space="preserve"> är en utpräglad skogsfågel knuten till större sammanhängande barrskogsområden. Tupparna och hönorna utnyttjar till viss del olika miljöer, och habitatvalet varierar dessutom mellan olika delar av året. För att det ska finnas livskraftiga tjäderbestånd krävs funktionella skogslandskap med en blandning av uppvuxen, gles och luckig skog, täta sumpskogar, myrar och andra små våtmarker. Arten försvinner när skogen fragmenteras och den sammanlagda arealen hyggen och andra öppna områden blir för stor. Ett småskaligt och försiktigt virkesuttag genom hyggesfria metoder kan i vissa fall vara möjligt i området inom 200 m från lekcentrum. Längre ut från lekcentrum, inom 200–500 m bör den avverkade ytan inte överskrida 1 hektar för att undvika alltför stora och snabba förändringar (Skogsstyrelsen, 2019).</w:t>
       </w:r>
     </w:p>
     <w:p>
@@ -602,7 +613,7 @@
     <w:r>
       <w:tab/>
       <w:tab/>
-      <w:t>2025-10-21</w:t>
+      <w:t>2025-10-22</w:t>
       <w:br/>
       <w:br/>
     </w:r>

--- a/tillsyn/A 30028-2025 tillsynsbegäran.docx
+++ b/tillsyn/A 30028-2025 tillsynsbegäran.docx
@@ -613,7 +613,7 @@
     <w:r>
       <w:tab/>
       <w:tab/>
-      <w:t>2025-10-22</w:t>
+      <w:t>2025-10-23</w:t>
       <w:br/>
       <w:br/>
     </w:r>
